--- a/WordFiles/Лабораторная работа №10.docx
+++ b/WordFiles/Лабораторная работа №10.docx
@@ -460,21 +460,12 @@
                 <w:szCs w:val="24"/>
               </w:rPr>
             </w:pPr>
-            <w:proofErr w:type="spellStart"/>
             <w:r>
               <w:rPr>
                 <w:rFonts w:eastAsia="Times New Roman" w:cs="Times New Roman"/>
                 <w:szCs w:val="24"/>
               </w:rPr>
-              <w:t>Чукреева</w:t>
-            </w:r>
-            <w:proofErr w:type="spellEnd"/>
-            <w:r>
-              <w:rPr>
-                <w:rFonts w:eastAsia="Times New Roman" w:cs="Times New Roman"/>
-                <w:szCs w:val="24"/>
-              </w:rPr>
-              <w:t xml:space="preserve"> С. Э</w:t>
+              <w:t>Чукреева С. Э</w:t>
             </w:r>
             <w:r>
               <w:rPr>
@@ -810,7 +801,7 @@
           <w:r>
             <w:fldChar w:fldCharType="separate"/>
           </w:r>
-          <w:hyperlink w:anchor="_Toc223552895" w:history="1">
+          <w:hyperlink w:anchor="_Toc224829359" w:history="1">
             <w:r>
               <w:rPr>
                 <w:rStyle w:val="a9"/>
@@ -838,7 +829,7 @@
                 <w:noProof/>
                 <w:webHidden/>
               </w:rPr>
-              <w:instrText xml:space="preserve"> PAGEREF _Toc223552895 \h </w:instrText>
+              <w:instrText xml:space="preserve"> PAGEREF _Toc224829359 \h </w:instrText>
             </w:r>
             <w:r>
               <w:rPr>
@@ -884,14 +875,22 @@
               <w14:ligatures w14:val="standardContextual"/>
             </w:rPr>
           </w:pPr>
-          <w:hyperlink w:anchor="_Toc223552896" w:history="1">
+          <w:hyperlink w:anchor="_Toc224829360" w:history="1">
             <w:r>
               <w:rPr>
                 <w:rStyle w:val="a9"/>
                 <w:noProof/>
                 <w:lang w:val="ru-RU"/>
               </w:rPr>
-              <w:t>Описание приложения</w:t>
+              <w:t xml:space="preserve">Аккаунт </w:t>
+            </w:r>
+            <w:r>
+              <w:rPr>
+                <w:rStyle w:val="a9"/>
+                <w:noProof/>
+                <w:lang w:val="en-US"/>
+              </w:rPr>
+              <w:t>GitHub</w:t>
             </w:r>
             <w:r>
               <w:rPr>
@@ -912,7 +911,7 @@
                 <w:noProof/>
                 <w:webHidden/>
               </w:rPr>
-              <w:instrText xml:space="preserve"> PAGEREF _Toc223552896 \h </w:instrText>
+              <w:instrText xml:space="preserve"> PAGEREF _Toc224829360 \h </w:instrText>
             </w:r>
             <w:r>
               <w:rPr>
@@ -958,14 +957,14 @@
               <w14:ligatures w14:val="standardContextual"/>
             </w:rPr>
           </w:pPr>
-          <w:hyperlink w:anchor="_Toc223552897" w:history="1">
+          <w:hyperlink w:anchor="_Toc224829361" w:history="1">
             <w:r>
               <w:rPr>
                 <w:rStyle w:val="a9"/>
                 <w:noProof/>
                 <w:lang w:val="ru-RU"/>
               </w:rPr>
-              <w:t>Интерфейс</w:t>
+              <w:t>Созданный репозиторий</w:t>
             </w:r>
             <w:r>
               <w:rPr>
@@ -986,7 +985,7 @@
                 <w:noProof/>
                 <w:webHidden/>
               </w:rPr>
-              <w:instrText xml:space="preserve"> PAGEREF _Toc223552897 \h </w:instrText>
+              <w:instrText xml:space="preserve"> PAGEREF _Toc224829361 \h </w:instrText>
             </w:r>
             <w:r>
               <w:rPr>
@@ -1032,14 +1031,14 @@
               <w14:ligatures w14:val="standardContextual"/>
             </w:rPr>
           </w:pPr>
-          <w:hyperlink w:anchor="_Toc223552898" w:history="1">
+          <w:hyperlink w:anchor="_Toc224829362" w:history="1">
             <w:r>
               <w:rPr>
                 <w:rStyle w:val="a9"/>
                 <w:noProof/>
                 <w:lang w:val="ru-RU"/>
               </w:rPr>
-              <w:t>Код</w:t>
+              <w:t>Файлы в репозитории</w:t>
             </w:r>
             <w:r>
               <w:rPr>
@@ -1060,7 +1059,7 @@
                 <w:noProof/>
                 <w:webHidden/>
               </w:rPr>
-              <w:instrText xml:space="preserve"> PAGEREF _Toc223552898 \h </w:instrText>
+              <w:instrText xml:space="preserve"> PAGEREF _Toc224829362 \h </w:instrText>
             </w:r>
             <w:r>
               <w:rPr>
@@ -1093,7 +1092,7 @@
         </w:p>
         <w:p>
           <w:pPr>
-            <w:pStyle w:val="21"/>
+            <w:pStyle w:val="10"/>
             <w:tabs>
               <w:tab w:val="right" w:leader="dot" w:pos="9019"/>
             </w:tabs>
@@ -1106,22 +1105,14 @@
               <w14:ligatures w14:val="standardContextual"/>
             </w:rPr>
           </w:pPr>
-          <w:hyperlink w:anchor="_Toc223552899" w:history="1">
+          <w:hyperlink w:anchor="_Toc224829363" w:history="1">
             <w:r>
               <w:rPr>
                 <w:rStyle w:val="a9"/>
                 <w:noProof/>
                 <w:lang w:val="ru-RU"/>
               </w:rPr>
-              <w:t xml:space="preserve">Класс </w:t>
-            </w:r>
-            <w:r>
-              <w:rPr>
-                <w:rStyle w:val="a9"/>
-                <w:noProof/>
-                <w:lang w:val="en-US"/>
-              </w:rPr>
-              <w:t>Task</w:t>
+              <w:t>История коммитов</w:t>
             </w:r>
             <w:r>
               <w:rPr>
@@ -1142,7 +1133,7 @@
                 <w:noProof/>
                 <w:webHidden/>
               </w:rPr>
-              <w:instrText xml:space="preserve"> PAGEREF _Toc223552899 \h </w:instrText>
+              <w:instrText xml:space="preserve"> PAGEREF _Toc224829363 \h </w:instrText>
             </w:r>
             <w:r>
               <w:rPr>
@@ -1175,7 +1166,7 @@
         </w:p>
         <w:p>
           <w:pPr>
-            <w:pStyle w:val="21"/>
+            <w:pStyle w:val="10"/>
             <w:tabs>
               <w:tab w:val="right" w:leader="dot" w:pos="9019"/>
             </w:tabs>
@@ -1188,22 +1179,14 @@
               <w14:ligatures w14:val="standardContextual"/>
             </w:rPr>
           </w:pPr>
-          <w:hyperlink w:anchor="_Toc223552900" w:history="1">
+          <w:hyperlink w:anchor="_Toc224829364" w:history="1">
             <w:r>
               <w:rPr>
                 <w:rStyle w:val="a9"/>
                 <w:noProof/>
                 <w:lang w:val="ru-RU"/>
               </w:rPr>
-              <w:t xml:space="preserve">Класс </w:t>
-            </w:r>
-            <w:r>
-              <w:rPr>
-                <w:rStyle w:val="a9"/>
-                <w:noProof/>
-                <w:lang w:val="en-US"/>
-              </w:rPr>
-              <w:t>TaskStore</w:t>
+              <w:t>Консоль с выполненными командами</w:t>
             </w:r>
             <w:r>
               <w:rPr>
@@ -1224,7 +1207,7 @@
                 <w:noProof/>
                 <w:webHidden/>
               </w:rPr>
-              <w:instrText xml:space="preserve"> PAGEREF _Toc223552900 \h </w:instrText>
+              <w:instrText xml:space="preserve"> PAGEREF _Toc224829364 \h </w:instrText>
             </w:r>
             <w:r>
               <w:rPr>
@@ -1257,88 +1240,6 @@
         </w:p>
         <w:p>
           <w:pPr>
-            <w:pStyle w:val="21"/>
-            <w:tabs>
-              <w:tab w:val="right" w:leader="dot" w:pos="9019"/>
-            </w:tabs>
-            <w:rPr>
-              <w:rFonts w:asciiTheme="minorHAnsi" w:eastAsiaTheme="minorEastAsia" w:hAnsiTheme="minorHAnsi" w:cstheme="minorBidi"/>
-              <w:noProof/>
-              <w:kern w:val="2"/>
-              <w:szCs w:val="24"/>
-              <w:lang w:val="ru-RU"/>
-              <w14:ligatures w14:val="standardContextual"/>
-            </w:rPr>
-          </w:pPr>
-          <w:hyperlink w:anchor="_Toc223552901" w:history="1">
-            <w:r>
-              <w:rPr>
-                <w:rStyle w:val="a9"/>
-                <w:noProof/>
-                <w:lang w:val="ru-RU"/>
-              </w:rPr>
-              <w:t xml:space="preserve">Класс </w:t>
-            </w:r>
-            <w:r>
-              <w:rPr>
-                <w:rStyle w:val="a9"/>
-                <w:noProof/>
-                <w:lang w:val="en-US"/>
-              </w:rPr>
-              <w:t>TaskManagerApp</w:t>
-            </w:r>
-            <w:r>
-              <w:rPr>
-                <w:noProof/>
-                <w:webHidden/>
-              </w:rPr>
-              <w:tab/>
-            </w:r>
-            <w:r>
-              <w:rPr>
-                <w:noProof/>
-                <w:webHidden/>
-              </w:rPr>
-              <w:fldChar w:fldCharType="begin"/>
-            </w:r>
-            <w:r>
-              <w:rPr>
-                <w:noProof/>
-                <w:webHidden/>
-              </w:rPr>
-              <w:instrText xml:space="preserve"> PAGEREF _Toc223552901 \h </w:instrText>
-            </w:r>
-            <w:r>
-              <w:rPr>
-                <w:noProof/>
-                <w:webHidden/>
-              </w:rPr>
-            </w:r>
-            <w:r>
-              <w:rPr>
-                <w:noProof/>
-                <w:webHidden/>
-              </w:rPr>
-              <w:fldChar w:fldCharType="separate"/>
-            </w:r>
-            <w:r>
-              <w:rPr>
-                <w:noProof/>
-                <w:webHidden/>
-              </w:rPr>
-              <w:t>7</w:t>
-            </w:r>
-            <w:r>
-              <w:rPr>
-                <w:noProof/>
-                <w:webHidden/>
-              </w:rPr>
-              <w:fldChar w:fldCharType="end"/>
-            </w:r>
-          </w:hyperlink>
-        </w:p>
-        <w:p>
-          <w:pPr>
             <w:pStyle w:val="10"/>
             <w:tabs>
               <w:tab w:val="right" w:leader="dot" w:pos="9019"/>
@@ -1352,95 +1253,7 @@
               <w14:ligatures w14:val="standardContextual"/>
             </w:rPr>
           </w:pPr>
-          <w:hyperlink w:anchor="_Toc223552902" w:history="1">
-            <w:r>
-              <w:rPr>
-                <w:rStyle w:val="a9"/>
-                <w:noProof/>
-              </w:rPr>
-              <w:t>Структура</w:t>
-            </w:r>
-            <w:r>
-              <w:rPr>
-                <w:rStyle w:val="a9"/>
-                <w:noProof/>
-                <w:lang w:val="ru-RU"/>
-              </w:rPr>
-              <w:t xml:space="preserve"> </w:t>
-            </w:r>
-            <w:r>
-              <w:rPr>
-                <w:rStyle w:val="a9"/>
-                <w:noProof/>
-              </w:rPr>
-              <w:t>проекта</w:t>
-            </w:r>
-            <w:r>
-              <w:rPr>
-                <w:noProof/>
-                <w:webHidden/>
-              </w:rPr>
-              <w:tab/>
-            </w:r>
-            <w:r>
-              <w:rPr>
-                <w:noProof/>
-                <w:webHidden/>
-              </w:rPr>
-              <w:fldChar w:fldCharType="begin"/>
-            </w:r>
-            <w:r>
-              <w:rPr>
-                <w:noProof/>
-                <w:webHidden/>
-              </w:rPr>
-              <w:instrText xml:space="preserve"> PAGEREF _Toc223552902 \h </w:instrText>
-            </w:r>
-            <w:r>
-              <w:rPr>
-                <w:noProof/>
-                <w:webHidden/>
-              </w:rPr>
-            </w:r>
-            <w:r>
-              <w:rPr>
-                <w:noProof/>
-                <w:webHidden/>
-              </w:rPr>
-              <w:fldChar w:fldCharType="separate"/>
-            </w:r>
-            <w:r>
-              <w:rPr>
-                <w:noProof/>
-                <w:webHidden/>
-              </w:rPr>
-              <w:t>11</w:t>
-            </w:r>
-            <w:r>
-              <w:rPr>
-                <w:noProof/>
-                <w:webHidden/>
-              </w:rPr>
-              <w:fldChar w:fldCharType="end"/>
-            </w:r>
-          </w:hyperlink>
-        </w:p>
-        <w:p>
-          <w:pPr>
-            <w:pStyle w:val="10"/>
-            <w:tabs>
-              <w:tab w:val="right" w:leader="dot" w:pos="9019"/>
-            </w:tabs>
-            <w:rPr>
-              <w:rFonts w:asciiTheme="minorHAnsi" w:eastAsiaTheme="minorEastAsia" w:hAnsiTheme="minorHAnsi" w:cstheme="minorBidi"/>
-              <w:noProof/>
-              <w:kern w:val="2"/>
-              <w:szCs w:val="24"/>
-              <w:lang w:val="ru-RU"/>
-              <w14:ligatures w14:val="standardContextual"/>
-            </w:rPr>
-          </w:pPr>
-          <w:hyperlink w:anchor="_Toc223552903" w:history="1">
+          <w:hyperlink w:anchor="_Toc224829365" w:history="1">
             <w:r>
               <w:rPr>
                 <w:rStyle w:val="a9"/>
@@ -1468,7 +1281,7 @@
                 <w:noProof/>
                 <w:webHidden/>
               </w:rPr>
-              <w:instrText xml:space="preserve"> PAGEREF _Toc223552903 \h </w:instrText>
+              <w:instrText xml:space="preserve"> PAGEREF _Toc224829365 \h </w:instrText>
             </w:r>
             <w:r>
               <w:rPr>
@@ -1488,7 +1301,7 @@
                 <w:noProof/>
                 <w:webHidden/>
               </w:rPr>
-              <w:t>12</w:t>
+              <w:t>5</w:t>
             </w:r>
             <w:r>
               <w:rPr>
@@ -1514,7 +1327,7 @@
               <w14:ligatures w14:val="standardContextual"/>
             </w:rPr>
           </w:pPr>
-          <w:hyperlink w:anchor="_Toc223552904" w:history="1">
+          <w:hyperlink w:anchor="_Toc224829366" w:history="1">
             <w:r>
               <w:rPr>
                 <w:rStyle w:val="a9"/>
@@ -1549,7 +1362,7 @@
                 <w:noProof/>
                 <w:webHidden/>
               </w:rPr>
-              <w:instrText xml:space="preserve"> PAGEREF _Toc223552904 \h </w:instrText>
+              <w:instrText xml:space="preserve"> PAGEREF _Toc224829366 \h </w:instrText>
             </w:r>
             <w:r>
               <w:rPr>
@@ -1569,7 +1382,7 @@
                 <w:noProof/>
                 <w:webHidden/>
               </w:rPr>
-              <w:t>13</w:t>
+              <w:t>6</w:t>
             </w:r>
             <w:r>
               <w:rPr>
@@ -1618,7 +1431,7 @@
           <w:lang w:val="en-US"/>
         </w:rPr>
       </w:pPr>
-      <w:bookmarkStart w:id="1" w:name="_Toc223552895"/>
+      <w:bookmarkStart w:id="1" w:name="_Toc224829359"/>
       <w:r>
         <w:rPr>
           <w:lang w:val="ru-RU"/>
@@ -1653,15 +1466,7 @@
         </w:numPr>
       </w:pPr>
       <w:r>
-        <w:t xml:space="preserve">работу с </w:t>
-      </w:r>
-      <w:proofErr w:type="spellStart"/>
-      <w:r>
-        <w:t>Git</w:t>
-      </w:r>
-      <w:proofErr w:type="spellEnd"/>
-      <w:r>
-        <w:t>;</w:t>
+        <w:t>работу с Git;</w:t>
       </w:r>
     </w:p>
     <w:p>
@@ -1673,15 +1478,7 @@
         </w:numPr>
       </w:pPr>
       <w:r>
-        <w:t xml:space="preserve">работу с </w:t>
-      </w:r>
-      <w:proofErr w:type="spellStart"/>
-      <w:r>
-        <w:t>GitHub</w:t>
-      </w:r>
-      <w:proofErr w:type="spellEnd"/>
-      <w:r>
-        <w:t>;</w:t>
+        <w:t>работу с GitHub;</w:t>
       </w:r>
     </w:p>
     <w:p>
@@ -1712,6 +1509,7 @@
           <w:lang w:val="ru-RU"/>
         </w:rPr>
       </w:pPr>
+      <w:bookmarkStart w:id="2" w:name="_Toc224829360"/>
       <w:r>
         <w:rPr>
           <w:lang w:val="ru-RU"/>
@@ -1724,6 +1522,7 @@
         </w:rPr>
         <w:t>GitHub</w:t>
       </w:r>
+      <w:bookmarkEnd w:id="2"/>
     </w:p>
     <w:p>
       <w:pPr>
@@ -1783,12 +1582,14 @@
           <w:lang w:val="ru-RU"/>
         </w:rPr>
       </w:pPr>
+      <w:bookmarkStart w:id="3" w:name="_Toc224829361"/>
       <w:r>
         <w:rPr>
           <w:lang w:val="ru-RU"/>
         </w:rPr>
         <w:t>Созданный репозиторий</w:t>
       </w:r>
+      <w:bookmarkEnd w:id="3"/>
     </w:p>
     <w:p>
       <w:pPr>
@@ -1843,6 +1644,7 @@
           <w:lang w:val="ru-RU"/>
         </w:rPr>
       </w:pPr>
+      <w:bookmarkStart w:id="4" w:name="_Toc224829362"/>
       <w:r>
         <w:rPr>
           <w:lang w:val="ru-RU"/>
@@ -1850,6 +1652,7 @@
         <w:lastRenderedPageBreak/>
         <w:t>Файлы в репозитории</w:t>
       </w:r>
+      <w:bookmarkEnd w:id="4"/>
     </w:p>
     <w:p>
       <w:pPr>
@@ -1907,12 +1710,14 @@
           <w:lang w:val="ru-RU"/>
         </w:rPr>
       </w:pPr>
+      <w:bookmarkStart w:id="5" w:name="_Toc224829363"/>
       <w:r>
         <w:rPr>
           <w:lang w:val="ru-RU"/>
         </w:rPr>
         <w:t>История коммитов</w:t>
       </w:r>
+      <w:bookmarkEnd w:id="5"/>
     </w:p>
     <w:p>
       <w:pPr>
@@ -1975,6 +1780,7 @@
           <w:lang w:val="ru-RU"/>
         </w:rPr>
       </w:pPr>
+      <w:bookmarkStart w:id="6" w:name="_Toc224829364"/>
       <w:r>
         <w:rPr>
           <w:lang w:val="ru-RU"/>
@@ -1982,6 +1788,7 @@
         <w:lastRenderedPageBreak/>
         <w:t>Консоль с выполненными командами</w:t>
       </w:r>
+      <w:bookmarkEnd w:id="6"/>
     </w:p>
     <w:p>
       <w:pPr>
@@ -2042,8 +1849,8 @@
           <w:lang w:val="ru-RU"/>
         </w:rPr>
       </w:pPr>
-      <w:bookmarkStart w:id="2" w:name="_Toc223552903"/>
-      <w:bookmarkStart w:id="3" w:name="_Toc220672073"/>
+      <w:bookmarkStart w:id="7" w:name="_Toc220672073"/>
+      <w:bookmarkStart w:id="8" w:name="_Toc224829365"/>
       <w:bookmarkEnd w:id="0"/>
       <w:r>
         <w:rPr>
@@ -2063,7 +1870,7 @@
         </w:rPr>
         <w:t>вопросы</w:t>
       </w:r>
-      <w:bookmarkEnd w:id="2"/>
+      <w:bookmarkEnd w:id="8"/>
     </w:p>
     <w:p>
       <w:pPr>
@@ -2074,23 +1881,7 @@
           <w:b/>
           <w:bCs/>
         </w:rPr>
-        <w:t xml:space="preserve">1. Что такое </w:t>
-      </w:r>
-      <w:proofErr w:type="spellStart"/>
-      <w:r>
-        <w:rPr>
-          <w:b/>
-          <w:bCs/>
-        </w:rPr>
-        <w:t>Git</w:t>
-      </w:r>
-      <w:proofErr w:type="spellEnd"/>
-      <w:r>
-        <w:rPr>
-          <w:b/>
-          <w:bCs/>
-        </w:rPr>
-        <w:t>?</w:t>
+        <w:t>1. Что такое Git?</w:t>
       </w:r>
       <w:r>
         <w:t xml:space="preserve"> Программа для отслеживания изменений в коде. Работает локально на твоём компьютере.</w:t>
@@ -2106,34 +1897,10 @@
           <w:bCs/>
         </w:rPr>
         <w:lastRenderedPageBreak/>
-        <w:t xml:space="preserve">2. Что такое </w:t>
-      </w:r>
-      <w:proofErr w:type="spellStart"/>
-      <w:r>
-        <w:rPr>
-          <w:b/>
-          <w:bCs/>
-        </w:rPr>
-        <w:t>GitHub</w:t>
-      </w:r>
-      <w:proofErr w:type="spellEnd"/>
-      <w:r>
-        <w:rPr>
-          <w:b/>
-          <w:bCs/>
-        </w:rPr>
-        <w:t>?</w:t>
+        <w:t>2. Что такое GitHub?</w:t>
       </w:r>
       <w:r>
-        <w:t xml:space="preserve"> Сайт в интернете для хранения и публикации </w:t>
-      </w:r>
-      <w:proofErr w:type="spellStart"/>
-      <w:r>
-        <w:t>Git</w:t>
-      </w:r>
-      <w:proofErr w:type="spellEnd"/>
-      <w:r>
-        <w:t>-репозиториев. Что-то вроде облака для кода.</w:t>
+        <w:t xml:space="preserve"> Сайт в интернете для хранения и публикации Git-репозиториев. Что-то вроде облака для кода.</w:t>
       </w:r>
     </w:p>
     <w:p>
@@ -2148,15 +1915,7 @@
         <w:t>3. Что такое репозиторий?</w:t>
       </w:r>
       <w:r>
-        <w:t xml:space="preserve"> Папка проекта, которую отслеживает </w:t>
-      </w:r>
-      <w:proofErr w:type="spellStart"/>
-      <w:r>
-        <w:t>Git</w:t>
-      </w:r>
-      <w:proofErr w:type="spellEnd"/>
-      <w:r>
-        <w:t>. Содержит все файлы и историю изменений.</w:t>
+        <w:t xml:space="preserve"> Папка проекта, которую отслеживает Git. Содержит все файлы и историю изменений.</w:t>
       </w:r>
     </w:p>
     <w:p>
@@ -2168,23 +1927,7 @@
           <w:b/>
           <w:bCs/>
         </w:rPr>
-        <w:t xml:space="preserve">4. Что такое </w:t>
-      </w:r>
-      <w:proofErr w:type="spellStart"/>
-      <w:r>
-        <w:rPr>
-          <w:b/>
-          <w:bCs/>
-        </w:rPr>
-        <w:t>commit</w:t>
-      </w:r>
-      <w:proofErr w:type="spellEnd"/>
-      <w:r>
-        <w:rPr>
-          <w:b/>
-          <w:bCs/>
-        </w:rPr>
-        <w:t>?</w:t>
+        <w:t>4. Что такое commit?</w:t>
       </w:r>
       <w:r>
         <w:t xml:space="preserve"> Сохранение текущего состояния файлов с описанием что было сделано. Как снимок проекта в определённый момент.</w:t>
@@ -2199,58 +1942,10 @@
           <w:b/>
           <w:bCs/>
         </w:rPr>
-        <w:t xml:space="preserve">5. Для чего нужен </w:t>
-      </w:r>
-      <w:proofErr w:type="spellStart"/>
-      <w:r>
-        <w:rPr>
-          <w:b/>
-          <w:bCs/>
-        </w:rPr>
-        <w:t>git</w:t>
-      </w:r>
-      <w:proofErr w:type="spellEnd"/>
-      <w:r>
-        <w:rPr>
-          <w:b/>
-          <w:bCs/>
-        </w:rPr>
-        <w:t xml:space="preserve"> </w:t>
-      </w:r>
-      <w:proofErr w:type="spellStart"/>
-      <w:r>
-        <w:rPr>
-          <w:b/>
-          <w:bCs/>
-        </w:rPr>
-        <w:t>add</w:t>
-      </w:r>
-      <w:proofErr w:type="spellEnd"/>
-      <w:r>
-        <w:rPr>
-          <w:b/>
-          <w:bCs/>
-        </w:rPr>
-        <w:t>?</w:t>
+        <w:t>5. Для чего нужен git add?</w:t>
       </w:r>
       <w:r>
-        <w:t xml:space="preserve"> Выбирает какие файлы включить в следующий коммит. Без этого </w:t>
-      </w:r>
-      <w:proofErr w:type="spellStart"/>
-      <w:r>
-        <w:t>Git</w:t>
-      </w:r>
-      <w:proofErr w:type="spellEnd"/>
-      <w:r>
-        <w:t xml:space="preserve"> не </w:t>
-      </w:r>
-      <w:proofErr w:type="gramStart"/>
-      <w:r>
-        <w:t>знает</w:t>
-      </w:r>
-      <w:proofErr w:type="gramEnd"/>
-      <w:r>
-        <w:t xml:space="preserve"> что сохранять.</w:t>
+        <w:t xml:space="preserve"> Выбирает какие файлы включить в следующий коммит. Без этого Git не знает что сохранять.</w:t>
       </w:r>
     </w:p>
     <w:p>
@@ -2262,50 +1957,10 @@
           <w:b/>
           <w:bCs/>
         </w:rPr>
-        <w:t xml:space="preserve">6. Для чего нужен </w:t>
-      </w:r>
-      <w:proofErr w:type="spellStart"/>
-      <w:r>
-        <w:rPr>
-          <w:b/>
-          <w:bCs/>
-        </w:rPr>
-        <w:t>git</w:t>
-      </w:r>
-      <w:proofErr w:type="spellEnd"/>
-      <w:r>
-        <w:rPr>
-          <w:b/>
-          <w:bCs/>
-        </w:rPr>
-        <w:t xml:space="preserve"> </w:t>
-      </w:r>
-      <w:proofErr w:type="spellStart"/>
-      <w:r>
-        <w:rPr>
-          <w:b/>
-          <w:bCs/>
-        </w:rPr>
-        <w:t>push</w:t>
-      </w:r>
-      <w:proofErr w:type="spellEnd"/>
-      <w:r>
-        <w:rPr>
-          <w:b/>
-          <w:bCs/>
-        </w:rPr>
-        <w:t>?</w:t>
+        <w:t>6. Для чего нужен git push?</w:t>
       </w:r>
       <w:r>
-        <w:t xml:space="preserve"> Отправляет локальные коммиты на </w:t>
-      </w:r>
-      <w:proofErr w:type="spellStart"/>
-      <w:r>
-        <w:t>GitHub</w:t>
-      </w:r>
-      <w:proofErr w:type="spellEnd"/>
-      <w:r>
-        <w:t>. Без него изменения остаются только на твоём компьютере.</w:t>
+        <w:t xml:space="preserve"> Отправляет локальные коммиты на GitHub. Без него изменения остаются только на твоём компьютере.</w:t>
       </w:r>
     </w:p>
     <w:p>
@@ -2317,90 +1972,10 @@
           <w:b/>
           <w:bCs/>
         </w:rPr>
-        <w:t xml:space="preserve">7. Чем отличается </w:t>
-      </w:r>
-      <w:proofErr w:type="spellStart"/>
-      <w:r>
-        <w:rPr>
-          <w:b/>
-          <w:bCs/>
-        </w:rPr>
-        <w:t>Git</w:t>
-      </w:r>
-      <w:proofErr w:type="spellEnd"/>
-      <w:r>
-        <w:rPr>
-          <w:b/>
-          <w:bCs/>
-        </w:rPr>
-        <w:t xml:space="preserve"> от </w:t>
-      </w:r>
-      <w:proofErr w:type="spellStart"/>
-      <w:r>
-        <w:rPr>
-          <w:b/>
-          <w:bCs/>
-        </w:rPr>
-        <w:t>GitHub</w:t>
-      </w:r>
-      <w:proofErr w:type="spellEnd"/>
-      <w:r>
-        <w:rPr>
-          <w:b/>
-          <w:bCs/>
-        </w:rPr>
-        <w:t>?</w:t>
+        <w:t>7. Чем отличается Git от GitHub?</w:t>
       </w:r>
       <w:r>
-        <w:t xml:space="preserve"> </w:t>
-      </w:r>
-      <w:proofErr w:type="spellStart"/>
-      <w:r>
-        <w:t>Git</w:t>
-      </w:r>
-      <w:proofErr w:type="spellEnd"/>
-      <w:r>
-        <w:t xml:space="preserve"> — программа на твоём компьютере. </w:t>
-      </w:r>
-      <w:proofErr w:type="spellStart"/>
-      <w:r>
-        <w:t>GitHub</w:t>
-      </w:r>
-      <w:proofErr w:type="spellEnd"/>
-      <w:r>
-        <w:t xml:space="preserve"> — сайт в интернете. </w:t>
-      </w:r>
-      <w:proofErr w:type="spellStart"/>
-      <w:r>
-        <w:t>Git</w:t>
-      </w:r>
-      <w:proofErr w:type="spellEnd"/>
-      <w:r>
-        <w:t xml:space="preserve"> работает без </w:t>
-      </w:r>
-      <w:proofErr w:type="spellStart"/>
-      <w:r>
-        <w:t>GitHub</w:t>
-      </w:r>
-      <w:proofErr w:type="spellEnd"/>
-      <w:r>
-        <w:t xml:space="preserve">, но </w:t>
-      </w:r>
-      <w:proofErr w:type="spellStart"/>
-      <w:r>
-        <w:t>GitHub</w:t>
-      </w:r>
-      <w:proofErr w:type="spellEnd"/>
-      <w:r>
-        <w:t xml:space="preserve"> без </w:t>
-      </w:r>
-      <w:proofErr w:type="spellStart"/>
-      <w:r>
-        <w:t>Git</w:t>
-      </w:r>
-      <w:proofErr w:type="spellEnd"/>
-      <w:r>
-        <w:t xml:space="preserve"> не имеет смысла.</w:t>
+        <w:t xml:space="preserve"> Git — программа на твоём компьютере. GitHub — сайт в интернете. Git работает без GitHub, но GitHub без Git не имеет смысла.</w:t>
       </w:r>
     </w:p>
     <w:p>
@@ -2412,66 +1987,10 @@
           <w:b/>
           <w:bCs/>
         </w:rPr>
-        <w:t xml:space="preserve">8. Что произойдёт без </w:t>
-      </w:r>
-      <w:proofErr w:type="spellStart"/>
-      <w:r>
-        <w:rPr>
-          <w:b/>
-          <w:bCs/>
-        </w:rPr>
-        <w:t>git</w:t>
-      </w:r>
-      <w:proofErr w:type="spellEnd"/>
-      <w:r>
-        <w:rPr>
-          <w:b/>
-          <w:bCs/>
-        </w:rPr>
-        <w:t xml:space="preserve"> </w:t>
-      </w:r>
-      <w:proofErr w:type="spellStart"/>
-      <w:r>
-        <w:rPr>
-          <w:b/>
-          <w:bCs/>
-        </w:rPr>
-        <w:t>commit</w:t>
-      </w:r>
-      <w:proofErr w:type="spellEnd"/>
-      <w:r>
-        <w:rPr>
-          <w:b/>
-          <w:bCs/>
-        </w:rPr>
-        <w:t>?</w:t>
+        <w:t>8. Что произойдёт без git commit?</w:t>
       </w:r>
       <w:r>
-        <w:t xml:space="preserve"> Изменения не сохранятся в истории и их нельзя будет запушить на </w:t>
-      </w:r>
-      <w:proofErr w:type="spellStart"/>
-      <w:r>
-        <w:t>GitHub</w:t>
-      </w:r>
-      <w:proofErr w:type="spellEnd"/>
-      <w:r>
-        <w:t xml:space="preserve">. </w:t>
-      </w:r>
-      <w:proofErr w:type="spellStart"/>
-      <w:r>
-        <w:t>git</w:t>
-      </w:r>
-      <w:proofErr w:type="spellEnd"/>
-      <w:r>
-        <w:t xml:space="preserve"> </w:t>
-      </w:r>
-      <w:proofErr w:type="spellStart"/>
-      <w:r>
-        <w:t>push</w:t>
-      </w:r>
-      <w:proofErr w:type="spellEnd"/>
-      <w:r>
-        <w:t xml:space="preserve"> просто нечего отправит.</w:t>
+        <w:t xml:space="preserve"> Изменения не сохранятся в истории и их нельзя будет запушить на GitHub. git push просто нечего отправит.</w:t>
       </w:r>
     </w:p>
     <w:p>
@@ -2492,21 +2011,7 @@
         <w:rPr>
           <w:lang w:val="en-US"/>
         </w:rPr>
-        <w:t xml:space="preserve">. git </w:t>
-      </w:r>
-      <w:proofErr w:type="spellStart"/>
-      <w:r>
-        <w:rPr>
-          <w:lang w:val="en-US"/>
-        </w:rPr>
-        <w:t>init</w:t>
-      </w:r>
-      <w:proofErr w:type="spellEnd"/>
-      <w:r>
-        <w:rPr>
-          <w:lang w:val="en-US"/>
-        </w:rPr>
-        <w:t xml:space="preserve">, git add, git commit </w:t>
+        <w:t xml:space="preserve">. git init, git add, git commit </w:t>
       </w:r>
       <w:r>
         <w:t>работают</w:t>
@@ -2527,39 +2032,7 @@
         <w:t xml:space="preserve">. </w:t>
       </w:r>
       <w:r>
-        <w:t xml:space="preserve">Интернет нужен только для </w:t>
-      </w:r>
-      <w:proofErr w:type="spellStart"/>
-      <w:r>
-        <w:t>git</w:t>
-      </w:r>
-      <w:proofErr w:type="spellEnd"/>
-      <w:r>
-        <w:t xml:space="preserve"> </w:t>
-      </w:r>
-      <w:proofErr w:type="spellStart"/>
-      <w:r>
-        <w:t>push</w:t>
-      </w:r>
-      <w:proofErr w:type="spellEnd"/>
-      <w:r>
-        <w:t xml:space="preserve"> и </w:t>
-      </w:r>
-      <w:proofErr w:type="spellStart"/>
-      <w:r>
-        <w:t>git</w:t>
-      </w:r>
-      <w:proofErr w:type="spellEnd"/>
-      <w:r>
-        <w:t xml:space="preserve"> </w:t>
-      </w:r>
-      <w:proofErr w:type="spellStart"/>
-      <w:r>
-        <w:t>pull</w:t>
-      </w:r>
-      <w:proofErr w:type="spellEnd"/>
-      <w:r>
-        <w:t>.</w:t>
+        <w:t>Интернет нужен только для git push и git pull.</w:t>
       </w:r>
     </w:p>
     <w:p>
@@ -2571,42 +2044,10 @@
           <w:b/>
           <w:bCs/>
         </w:rPr>
-        <w:t xml:space="preserve">10. Что такое </w:t>
-      </w:r>
-      <w:proofErr w:type="spellStart"/>
-      <w:r>
-        <w:rPr>
-          <w:b/>
-          <w:bCs/>
-        </w:rPr>
-        <w:t>branch</w:t>
-      </w:r>
-      <w:proofErr w:type="spellEnd"/>
-      <w:r>
-        <w:rPr>
-          <w:b/>
-          <w:bCs/>
-        </w:rPr>
-        <w:t>?</w:t>
+        <w:t>10. Что такое branch?</w:t>
       </w:r>
       <w:r>
-        <w:t xml:space="preserve"> Отдельная ветка разработки. Позволяет работать над новой </w:t>
-      </w:r>
-      <w:proofErr w:type="gramStart"/>
-      <w:r>
-        <w:t>функцией</w:t>
-      </w:r>
-      <w:proofErr w:type="gramEnd"/>
-      <w:r>
-        <w:t xml:space="preserve"> не затрагивая основной код. Потом ветки можно объединить (</w:t>
-      </w:r>
-      <w:proofErr w:type="spellStart"/>
-      <w:r>
-        <w:t>merge</w:t>
-      </w:r>
-      <w:proofErr w:type="spellEnd"/>
-      <w:r>
-        <w:t>).</w:t>
+        <w:t xml:space="preserve"> Отдельная ветка разработки. Позволяет работать над новой функцией не затрагивая основной код. Потом ветки можно объединить (merge).</w:t>
       </w:r>
     </w:p>
     <w:p>
@@ -2622,20 +2063,18 @@
           <w:lang w:val="ru-RU"/>
         </w:rPr>
       </w:pPr>
-      <w:bookmarkStart w:id="4" w:name="_Toc223552904"/>
-      <w:proofErr w:type="spellStart"/>
+      <w:bookmarkStart w:id="9" w:name="_Toc224829366"/>
       <w:r>
         <w:t>Выво</w:t>
       </w:r>
-      <w:bookmarkEnd w:id="3"/>
-      <w:proofErr w:type="spellEnd"/>
+      <w:bookmarkEnd w:id="7"/>
       <w:r>
         <w:rPr>
           <w:lang w:val="ru-RU"/>
         </w:rPr>
         <w:t>д</w:t>
       </w:r>
-      <w:bookmarkEnd w:id="4"/>
+      <w:bookmarkEnd w:id="9"/>
     </w:p>
     <w:p>
       <w:pPr>
@@ -2657,15 +2096,7 @@
         </w:numPr>
       </w:pPr>
       <w:r>
-        <w:t xml:space="preserve">работу с </w:t>
-      </w:r>
-      <w:proofErr w:type="spellStart"/>
-      <w:r>
-        <w:t>Git</w:t>
-      </w:r>
-      <w:proofErr w:type="spellEnd"/>
-      <w:r>
-        <w:t>;</w:t>
+        <w:t>работу с Git;</w:t>
       </w:r>
     </w:p>
     <w:p>
@@ -2677,15 +2108,7 @@
         </w:numPr>
       </w:pPr>
       <w:r>
-        <w:t xml:space="preserve">работу с </w:t>
-      </w:r>
-      <w:proofErr w:type="spellStart"/>
-      <w:r>
-        <w:t>GitHub</w:t>
-      </w:r>
-      <w:proofErr w:type="spellEnd"/>
-      <w:r>
-        <w:t>;</w:t>
+        <w:t>работу с GitHub;</w:t>
       </w:r>
     </w:p>
     <w:p>
@@ -8299,6 +7722,7 @@
   <w:style w:type="character" w:default="1" w:styleId="a0">
     <w:name w:val="Default Paragraph Font"/>
     <w:uiPriority w:val="1"/>
+    <w:semiHidden/>
     <w:unhideWhenUsed/>
   </w:style>
   <w:style w:type="table" w:default="1" w:styleId="a1">
